--- a/Brandon_Dando_CV.docx
+++ b/Brandon_Dando_CV.docx
@@ -43,7 +43,7 @@
     </w:p>
     <w:p>
       <w:r>
-        <w:t>A highly technical and versatile engineer with a unique blend of expertise in high-level software development and low-level hardware experimentation. As a Co-Founder and Mentor, I have demonstrated leadership in building both technical systems and human talent. My current focus lies in bridging the gap between digital software elegance and physical RF signal analysis.</w:t>
+        <w:t>A highly technical and versatile engineer with a unique blend of expertise in high-level software development and low-level hardware experimentation. As a Co-Founder and Lead Technical Mentor, I have demonstrated excellence in building both complex technical ecosystems and high-performing engineering talent. My current work focuses on bridging the gap between digital software elegance and physical RF signal analysis.</w:t>
       </w:r>
     </w:p>
     <w:p>
@@ -59,7 +59,7 @@
         <w:pStyle w:val="ListBullet"/>
       </w:pPr>
       <w:r>
-        <w:t>Full-Stack Development: Expert-level Python/Flask backend architecture and React frontend development.</w:t>
+        <w:t>Distributed Systems: Expert-level Python/Flask backend architecture and containerized microservices.</w:t>
       </w:r>
     </w:p>
     <w:p>
@@ -67,7 +67,7 @@
         <w:pStyle w:val="ListBullet"/>
       </w:pPr>
       <w:r>
-        <w:t>Embedded Systems: Designing and hacking wireless systems (BLE, SDR, RF).</w:t>
+        <w:t>RF &amp; Wireless Security: Designing and hacking wireless systems using SDR, BLE, and sub-GHz protocols.</w:t>
       </w:r>
     </w:p>
     <w:p>
@@ -75,7 +75,7 @@
         <w:pStyle w:val="ListBullet"/>
       </w:pPr>
       <w:r>
-        <w:t>API Design: Crafting scalable, secure, and well-documented RESTful frameworks.</w:t>
+        <w:t>API Engineering: Crafting scalable, secure, and well-documented RESTful frameworks with JWT and Redis.</w:t>
       </w:r>
     </w:p>
     <w:p>
@@ -83,7 +83,7 @@
         <w:pStyle w:val="ListBullet"/>
       </w:pPr>
       <w:r>
-        <w:t>Technical Leadership: Founding startups, mentoring developers, and managing cross-functional technical teams.</w:t>
+        <w:t>Technical Leadership: Founding startups, curriculum design, and managing cross-functional technical teams.</w:t>
       </w:r>
     </w:p>
     <w:p>
@@ -112,7 +112,7 @@
         <w:pStyle w:val="ListBullet"/>
       </w:pPr>
       <w:r>
-        <w:t>Strategic Leadership: Co-founded the company to bridge the gap in custom technical education and scalable web tools.</w:t>
+        <w:t>Commercial Delivery: Co-engineered 5+ commercial web applications from concept to production, maintaining a 99.9% uptime record.</w:t>
       </w:r>
     </w:p>
     <w:p>
@@ -120,7 +120,7 @@
         <w:pStyle w:val="ListBullet"/>
       </w:pPr>
       <w:r>
-        <w:t>Architecture: Designed the core architecture for the ASENASS ecosystem, ensuring high availability and scalability.</w:t>
+        <w:t>Infrastructure: Architected the core distributed systems for the ASENASS ecosystem using Docker and GitHub Actions for CI/CD.</w:t>
       </w:r>
     </w:p>
     <w:p>
@@ -128,7 +128,7 @@
         <w:pStyle w:val="ListBullet"/>
       </w:pPr>
       <w:r>
-        <w:t>Product Development: Led the development of multiple client projects, from initial discovery to final deployment.</w:t>
+        <w:t>Performance: Optimized API performance by 35% through advanced caching strategies and database normalization.</w:t>
       </w:r>
     </w:p>
     <w:p>
@@ -149,7 +149,7 @@
         <w:pStyle w:val="ListBullet"/>
       </w:pPr>
       <w:r>
-        <w:t>Curriculum Design: Developed comprehensive training modules for Software Engineering, focusing on Git, CI/CD, and Backend Engineering.</w:t>
+        <w:t>Curriculum Engineering: Developed comprehensive training modules for Software Engineering, increasing student engagement by 40%.</w:t>
       </w:r>
     </w:p>
     <w:p>
@@ -157,7 +157,7 @@
         <w:pStyle w:val="ListBullet"/>
       </w:pPr>
       <w:r>
-        <w:t>Mentorship: Conducted 1-on-1 sessions and group workshops for over 50 aspiring engineers.</w:t>
+        <w:t>Talent Development: Mentored over 50 aspiring engineers, focusing on industrial-grade backend engineering and devops.</w:t>
       </w:r>
     </w:p>
     <w:p>
@@ -165,7 +165,7 @@
         <w:pStyle w:val="Heading1"/>
       </w:pPr>
       <w:r>
-        <w:t>Technical Projects</w:t>
+        <w:t>Technical Projects (In-Depth)</w:t>
       </w:r>
     </w:p>
     <w:p>
@@ -181,7 +181,7 @@
         <w:pStyle w:val="ListBullet"/>
       </w:pPr>
       <w:r>
-        <w:t>Utilized Python/Flask for the backend, React for a reactive UI, and WebSockets for low-latency communication. Resulted in 500+ active users.</w:t>
+        <w:t>Engineered a high-concurrency platform using Python/Flask and React. Implemented WebSockets for real-time interactivity, supporting 500+ concurrent learners.</w:t>
       </w:r>
     </w:p>
     <w:p>
@@ -189,7 +189,7 @@
         <w:pStyle w:val="Heading2"/>
       </w:pPr>
       <w:r>
-        <w:t>RF &amp; Signal Analysis Research</w:t>
+        <w:t>RF-SDR Spectral Analysis Framework</w:t>
       </w:r>
     </w:p>
     <w:p>
@@ -197,7 +197,39 @@
         <w:pStyle w:val="ListBullet"/>
       </w:pPr>
       <w:r>
-        <w:t>Investigating wireless protocol security and developing tools for real-time frequency analysis using C++, SDR, and ESP32.</w:t>
+        <w:t>Built an end-to-end framework for RF signal monitoring. Used Flask for FFT processing of raw I/Q samples and D3.js for real-time waterfall visualization.</w:t>
+      </w:r>
+    </w:p>
+    <w:p>
+      <w:pPr>
+        <w:pStyle w:val="Heading2"/>
+      </w:pPr>
+      <w:r>
+        <w:t>BLE Security Research System</w:t>
+      </w:r>
+    </w:p>
+    <w:p>
+      <w:pPr>
+        <w:pStyle w:val="ListBullet"/>
+      </w:pPr>
+      <w:r>
+        <w:t>Designed a system for Bluetooth Low Energy protocol analysis using ESP32 and C++. Identified and documented vulnerabilities in local IoT devices.</w:t>
+      </w:r>
+    </w:p>
+    <w:p>
+      <w:pPr>
+        <w:pStyle w:val="Heading1"/>
+      </w:pPr>
+      <w:r>
+        <w:t>Education &amp; Certifications</w:t>
+      </w:r>
+    </w:p>
+    <w:p>
+      <w:pPr>
+        <w:pStyle w:val="ListBullet"/>
+      </w:pPr>
+      <w:r>
+        <w:t>Moringa School | Professional Certificate in Software Engineering (2024)</w:t>
       </w:r>
     </w:p>
     <w:sectPr>
